--- a/Backend/Director_Disclosure/Output_Disclosures/2024-25/ADANI_ECOGEN_TWO_LIMITED/DIR-8/DIR8_Rajiv_Singhal_11270857.docx
+++ b/Backend/Director_Disclosure/Output_Disclosures/2024-25/ADANI_ECOGEN_TWO_LIMITED/DIR-8/DIR8_Rajiv_Singhal_11270857.docx
@@ -410,7 +410,7 @@
                 <w:b w:val="0"/>
                 <w:sz w:val="23"/>
               </w:rPr>
-              <w:t>ADANI RENEWABLE ENERGY SIX LIMITED</w:t>
+              <w:t>ADANI RENEWABLE ENERGY TWO LIMITED</w:t>
             </w:r>
           </w:p>
         </w:tc>
@@ -480,7 +480,7 @@
                 <w:b w:val="0"/>
                 <w:sz w:val="23"/>
               </w:rPr>
-              <w:t>ADANI RENEWABLE ENERGY TWO LIMITED</w:t>
+              <w:t>ADANI RENEWABLE ENERGY THIRTY SEVEN LIMITED</w:t>
             </w:r>
           </w:p>
         </w:tc>
@@ -550,7 +550,7 @@
                 <w:b w:val="0"/>
                 <w:sz w:val="23"/>
               </w:rPr>
-              <w:t>ADANI RENEWABLE ENERGY TEN LIMITED</w:t>
+              <w:t>ADANI RENEWABLE ENERGY THREE LIMITED</w:t>
             </w:r>
           </w:p>
         </w:tc>
@@ -620,7 +620,7 @@
                 <w:b w:val="0"/>
                 <w:sz w:val="23"/>
               </w:rPr>
-              <w:t>ADANI RENEWABLE ENERGY THREE LIMITED</w:t>
+              <w:t>ADANI RENEWABLE ENERGY SIX LIMITED</w:t>
             </w:r>
           </w:p>
         </w:tc>
@@ -760,7 +760,7 @@
                 <w:b w:val="0"/>
                 <w:sz w:val="23"/>
               </w:rPr>
-              <w:t>ADANI RENEWABLE ENERGY THIRTY SEVEN LIMITED</w:t>
+              <w:t>ADANI RENEWABLE ENERGY TEN LIMITED</w:t>
             </w:r>
           </w:p>
         </w:tc>
@@ -900,7 +900,7 @@
                 <w:b w:val="0"/>
                 <w:sz w:val="23"/>
               </w:rPr>
-              <w:t>ADANI ECOGEN TWO LIMITED</w:t>
+              <w:t>ADANI ECOGEN ONE LIMITED</w:t>
             </w:r>
           </w:p>
         </w:tc>
@@ -970,7 +970,7 @@
                 <w:b w:val="0"/>
                 <w:sz w:val="23"/>
               </w:rPr>
-              <w:t>ADANI ECOGEN ONE LIMITED</w:t>
+              <w:t>ADANI ECOGEN TWO LIMITED</w:t>
             </w:r>
           </w:p>
         </w:tc>
@@ -1105,7 +1105,7 @@
           <w:b w:val="0"/>
           <w:sz w:val="23"/>
         </w:rPr>
-        <w:t xml:space="preserve">Date: 07th May, 2026</w:t>
+        <w:t xml:space="preserve">Date: 15th May, 2026</w:t>
         <w:tab/>
       </w:r>
     </w:p>

--- a/Backend/Director_Disclosure/Output_Disclosures/2024-25/ADANI_ECOGEN_TWO_LIMITED/DIR-8/DIR8_Rajiv_Singhal_11270857.docx
+++ b/Backend/Director_Disclosure/Output_Disclosures/2024-25/ADANI_ECOGEN_TWO_LIMITED/DIR-8/DIR8_Rajiv_Singhal_11270857.docx
@@ -410,7 +410,7 @@
                 <w:b w:val="0"/>
                 <w:sz w:val="23"/>
               </w:rPr>
-              <w:t>ADANI RENEWABLE ENERGY TWO LIMITED</w:t>
+              <w:t>ADANI RENEWABLE ENERGY TEN LIMITED</w:t>
             </w:r>
           </w:p>
         </w:tc>
@@ -620,7 +620,7 @@
                 <w:b w:val="0"/>
                 <w:sz w:val="23"/>
               </w:rPr>
-              <w:t>ADANI RENEWABLE ENERGY SIX LIMITED</w:t>
+              <w:t>ADANI RENEWABLE ENERGY TWO LIMITED</w:t>
             </w:r>
           </w:p>
         </w:tc>
@@ -760,7 +760,7 @@
                 <w:b w:val="0"/>
                 <w:sz w:val="23"/>
               </w:rPr>
-              <w:t>ADANI RENEWABLE ENERGY TEN LIMITED</w:t>
+              <w:t>ADANI RENEWABLE ENERGY SIX LIMITED</w:t>
             </w:r>
           </w:p>
         </w:tc>
@@ -1105,7 +1105,7 @@
           <w:b w:val="0"/>
           <w:sz w:val="23"/>
         </w:rPr>
-        <w:t xml:space="preserve">Date: 15th May, 2026</w:t>
+        <w:t xml:space="preserve">Date: 27th May, 2026</w:t>
         <w:tab/>
       </w:r>
     </w:p>

--- a/Backend/Director_Disclosure/Output_Disclosures/2024-25/ADANI_ECOGEN_TWO_LIMITED/DIR-8/DIR8_Rajiv_Singhal_11270857.docx
+++ b/Backend/Director_Disclosure/Output_Disclosures/2024-25/ADANI_ECOGEN_TWO_LIMITED/DIR-8/DIR8_Rajiv_Singhal_11270857.docx
@@ -410,7 +410,7 @@
                 <w:b w:val="0"/>
                 <w:sz w:val="23"/>
               </w:rPr>
-              <w:t>ADANI RENEWABLE ENERGY TEN LIMITED</w:t>
+              <w:t>ADANI RENEWABLE ENERGY THREE LIMITED</w:t>
             </w:r>
           </w:p>
         </w:tc>
@@ -550,7 +550,7 @@
                 <w:b w:val="0"/>
                 <w:sz w:val="23"/>
               </w:rPr>
-              <w:t>ADANI RENEWABLE ENERGY THREE LIMITED</w:t>
+              <w:t>ADANI RENEWABLE ENERGY TEN LIMITED</w:t>
             </w:r>
           </w:p>
         </w:tc>
@@ -620,7 +620,7 @@
                 <w:b w:val="0"/>
                 <w:sz w:val="23"/>
               </w:rPr>
-              <w:t>ADANI RENEWABLE ENERGY TWO LIMITED</w:t>
+              <w:t>ADANI RENEWABLE ENERGY FOUR LIMITED</w:t>
             </w:r>
           </w:p>
         </w:tc>
@@ -690,7 +690,7 @@
                 <w:b w:val="0"/>
                 <w:sz w:val="23"/>
               </w:rPr>
-              <w:t>ADANI RENEWABLE ENERGY FOUR LIMITED</w:t>
+              <w:t>ADANI RENEWABLE ENERGY TWO LIMITED</w:t>
             </w:r>
           </w:p>
         </w:tc>
@@ -900,7 +900,7 @@
                 <w:b w:val="0"/>
                 <w:sz w:val="23"/>
               </w:rPr>
-              <w:t>ADANI ECOGEN ONE LIMITED</w:t>
+              <w:t>ADANI ECOGEN TWO LIMITED</w:t>
             </w:r>
           </w:p>
         </w:tc>
@@ -970,7 +970,7 @@
                 <w:b w:val="0"/>
                 <w:sz w:val="23"/>
               </w:rPr>
-              <w:t>ADANI ECOGEN TWO LIMITED</w:t>
+              <w:t>ADANI ECOGEN ONE LIMITED</w:t>
             </w:r>
           </w:p>
         </w:tc>
@@ -1105,7 +1105,7 @@
           <w:b w:val="0"/>
           <w:sz w:val="23"/>
         </w:rPr>
-        <w:t xml:space="preserve">Date: 27th May, 2026</w:t>
+        <w:t xml:space="preserve">Date: 08th June, 2026</w:t>
         <w:tab/>
       </w:r>
     </w:p>
